--- a/Курсовая работа/Отчет по курсовой работе Полюдова А В.docx
+++ b/Курсовая работа/Отчет по курсовой работе Полюдова А В.docx
@@ -879,13 +879,17 @@
     <w:p>
       <w:pPr>
         <w:pStyle w:val="BodyText"/>
-        <w:rPr>
-          <w:rStyle w:val="Hyperlink"/>
-        </w:rPr>
-      </w:pPr>
-      <w:r>
-        <w:rPr/>
-      </w:r>
+        <w:bidi w:val="0"/>
+        <w:rPr/>
+      </w:pPr>
+      <w:hyperlink r:id="rId8">
+        <w:r>
+          <w:rPr>
+            <w:rStyle w:val="Hyperlink"/>
+          </w:rPr>
+          <w:t>https://github.com/phobospol/home_c_advanced/tree/main/Курсовая%20работа</w:t>
+        </w:r>
+      </w:hyperlink>
     </w:p>
     <w:p>
       <w:pPr>
@@ -1637,17 +1641,7 @@
                 <w:iCs w:val="false"/>
                 <w:lang w:val="en-US"/>
               </w:rPr>
-              <w:t xml:space="preserve"> Gnuplot 6</w:t>
-            </w:r>
-            <w:r>
-              <w:rPr>
-                <w:b w:val="false"/>
-                <w:bCs w:val="false"/>
-                <w:i w:val="false"/>
-                <w:iCs w:val="false"/>
-                <w:lang w:val="en-US"/>
-              </w:rPr>
-              <w:t xml:space="preserve"> </w:t>
+              <w:t xml:space="preserve"> Gnuplot 6 </w:t>
             </w:r>
             <w:r>
               <w:rPr>
@@ -1664,13 +1658,6 @@
                 <w:i/>
               </w:rPr>
               <w:t>рафик функций с проверкой С-кода (указанием на графике точек пересечения функций и вычисленной площади области ограниченной точками пересечения).</w:t>
-            </w:r>
-            <w:r>
-              <w:rPr>
-                <w:b/>
-                <w:i/>
-              </w:rPr>
-              <w:t xml:space="preserve"> </w:t>
             </w:r>
           </w:p>
         </w:tc>
@@ -1725,7 +1712,7 @@
                           </pic:cNvPicPr>
                         </pic:nvPicPr>
                         <pic:blipFill>
-                          <a:blip r:embed="rId8"/>
+                          <a:blip r:embed="rId9"/>
                           <a:stretch>
                             <a:fillRect/>
                           </a:stretch>
@@ -1903,7 +1890,7 @@
                           </pic:cNvPicPr>
                         </pic:nvPicPr>
                         <pic:blipFill>
-                          <a:blip r:embed="rId9"/>
+                          <a:blip r:embed="rId10"/>
                           <a:stretch>
                             <a:fillRect/>
                           </a:stretch>
@@ -2051,7 +2038,7 @@
                           </pic:cNvPicPr>
                         </pic:nvPicPr>
                         <pic:blipFill>
-                          <a:blip r:embed="rId10"/>
+                          <a:blip r:embed="rId11"/>
                           <a:stretch>
                             <a:fillRect/>
                           </a:stretch>
@@ -2257,7 +2244,7 @@
                           </pic:cNvPicPr>
                         </pic:nvPicPr>
                         <pic:blipFill>
-                          <a:blip r:embed="rId11"/>
+                          <a:blip r:embed="rId12"/>
                           <a:stretch>
                             <a:fillRect/>
                           </a:stretch>
@@ -2418,7 +2405,7 @@
                           </pic:cNvPicPr>
                         </pic:nvPicPr>
                         <pic:blipFill>
-                          <a:blip r:embed="rId12"/>
+                          <a:blip r:embed="rId13"/>
                           <a:stretch>
                             <a:fillRect/>
                           </a:stretch>
@@ -2633,7 +2620,7 @@
                           </pic:cNvPicPr>
                         </pic:nvPicPr>
                         <pic:blipFill>
-                          <a:blip r:embed="rId13"/>
+                          <a:blip r:embed="rId14"/>
                           <a:stretch>
                             <a:fillRect/>
                           </a:stretch>
@@ -2753,7 +2740,7 @@
           </w:tcPr>
           <w:p>
             <w:pPr>
-              <w:pStyle w:val="user3"/>
+              <w:pStyle w:val="Style11"/>
               <w:spacing w:before="200" w:after="200"/>
               <w:jc w:val="center"/>
               <w:rPr/>
@@ -2786,7 +2773,7 @@
                           </pic:cNvPicPr>
                         </pic:nvPicPr>
                         <pic:blipFill>
-                          <a:blip r:embed="rId14"/>
+                          <a:blip r:embed="rId15"/>
                           <a:stretch>
                             <a:fillRect/>
                           </a:stretch>
@@ -3054,7 +3041,7 @@
                           </pic:cNvPicPr>
                         </pic:nvPicPr>
                         <pic:blipFill>
-                          <a:blip r:embed="rId15"/>
+                          <a:blip r:embed="rId16"/>
                           <a:stretch>
                             <a:fillRect/>
                           </a:stretch>
@@ -3090,12 +3077,12 @@
       </w:r>
     </w:p>
     <w:sectPr>
-      <w:headerReference w:type="even" r:id="rId16"/>
-      <w:headerReference w:type="default" r:id="rId17"/>
-      <w:headerReference w:type="first" r:id="rId18"/>
-      <w:footerReference w:type="even" r:id="rId19"/>
-      <w:footerReference w:type="default" r:id="rId20"/>
-      <w:footerReference w:type="first" r:id="rId21"/>
+      <w:headerReference w:type="even" r:id="rId17"/>
+      <w:headerReference w:type="default" r:id="rId18"/>
+      <w:headerReference w:type="first" r:id="rId19"/>
+      <w:footerReference w:type="even" r:id="rId20"/>
+      <w:footerReference w:type="default" r:id="rId21"/>
+      <w:footerReference w:type="first" r:id="rId22"/>
       <w:type w:val="nextPage"/>
       <w:pgSz w:w="11906" w:h="16838"/>
       <w:pgMar w:left="1134" w:right="1134" w:gutter="0" w:header="720" w:top="1134" w:footer="720" w:bottom="1134"/>
@@ -3737,13 +3724,13 @@
       <w:sz w:val="20"/>
     </w:rPr>
   </w:style>
-  <w:style w:type="character" w:styleId="Style8">
-    <w:name w:val="Символ нумерации"/>
+  <w:style w:type="character" w:styleId="user">
+    <w:name w:val="Символ нумерации (user)"/>
     <w:qFormat/>
     <w:rPr/>
   </w:style>
-  <w:style w:type="character" w:styleId="Style9">
-    <w:name w:val="Маркеры"/>
+  <w:style w:type="character" w:styleId="user1">
+    <w:name w:val="Маркеры (user)"/>
     <w:qFormat/>
     <w:rPr>
       <w:rFonts w:ascii="OpenSymbol" w:hAnsi="OpenSymbol" w:eastAsia="OpenSymbol" w:cs="OpenSymbol"/>
@@ -3756,7 +3743,7 @@
       <w:u w:val="single"/>
     </w:rPr>
   </w:style>
-  <w:style w:type="paragraph" w:styleId="Style10">
+  <w:style w:type="paragraph" w:styleId="Style8">
     <w:name w:val="Заголовок"/>
     <w:basedOn w:val="Normal"/>
     <w:next w:val="BodyText"/>
@@ -3803,7 +3790,7 @@
       <w:szCs w:val="24"/>
     </w:rPr>
   </w:style>
-  <w:style w:type="paragraph" w:styleId="Style11">
+  <w:style w:type="paragraph" w:styleId="Style9">
     <w:name w:val="Указатель"/>
     <w:basedOn w:val="Normal"/>
     <w:qFormat/>
@@ -3814,7 +3801,7 @@
       <w:rFonts w:cs="Arial"/>
     </w:rPr>
   </w:style>
-  <w:style w:type="paragraph" w:styleId="user">
+  <w:style w:type="paragraph" w:styleId="user2">
     <w:name w:val="Заголовок (user)"/>
     <w:basedOn w:val="Normal"/>
     <w:next w:val="BodyText"/>
@@ -3829,7 +3816,7 @@
       <w:szCs w:val="28"/>
     </w:rPr>
   </w:style>
-  <w:style w:type="paragraph" w:styleId="user1">
+  <w:style w:type="paragraph" w:styleId="user3">
     <w:name w:val="Указатель (user)"/>
     <w:basedOn w:val="Normal"/>
     <w:qFormat/>
@@ -4164,20 +4151,20 @@
       <w:sz w:val="60"/>
     </w:rPr>
   </w:style>
-  <w:style w:type="paragraph" w:styleId="user2">
+  <w:style w:type="paragraph" w:styleId="Style10">
+    <w:name w:val="Колонтитулы"/>
+    <w:basedOn w:val="Normal"/>
+    <w:qFormat/>
+    <w:pPr/>
+    <w:rPr/>
+  </w:style>
+  <w:style w:type="paragraph" w:styleId="user4">
     <w:name w:val="Колонтитулы (user)"/>
     <w:basedOn w:val="Normal"/>
     <w:qFormat/>
     <w:pPr/>
     <w:rPr/>
   </w:style>
-  <w:style w:type="paragraph" w:styleId="Style12">
-    <w:name w:val="Колонтитулы"/>
-    <w:basedOn w:val="Normal"/>
-    <w:qFormat/>
-    <w:pPr/>
-    <w:rPr/>
-  </w:style>
   <w:style w:type="paragraph" w:styleId="Header">
     <w:name w:val="header"/>
     <w:basedOn w:val="HeaderandFooter1"/>
@@ -4190,8 +4177,8 @@
     <w:pPr/>
     <w:rPr/>
   </w:style>
-  <w:style w:type="paragraph" w:styleId="user3">
-    <w:name w:val="Содержимое таблицы (user)"/>
+  <w:style w:type="paragraph" w:styleId="Style11">
+    <w:name w:val="Содержимое таблицы"/>
     <w:basedOn w:val="Normal"/>
     <w:qFormat/>
     <w:pPr>
@@ -4200,9 +4187,9 @@
     </w:pPr>
     <w:rPr/>
   </w:style>
-  <w:style w:type="paragraph" w:styleId="user4">
-    <w:name w:val="Заголовок таблицы (user)"/>
-    <w:basedOn w:val="user3"/>
+  <w:style w:type="paragraph" w:styleId="Style12">
+    <w:name w:val="Заголовок таблицы"/>
+    <w:basedOn w:val="Style11"/>
     <w:qFormat/>
     <w:pPr>
       <w:suppressLineNumbers/>
